--- a/docs/manuals/manual-partner-manager.docx
+++ b/docs/manuals/manual-partner-manager.docx
@@ -60,9 +60,214 @@
         </w:p>
       </w:sdtContent>
     </w:sdt>
-    <w:p>
-      <w:pPr>
-        <w:pStyle w:val="FirstParagraph"/>
+    <w:tbl>
+      <w:tblPr>
+        <w:tblStyle w:val="Table"/>
+        <w:tblW w:type="pct" w:w="5000"/>
+        <w:tblLook w:firstRow="1" w:lastRow="0" w:firstColumn="0" w:lastColumn="0" w:noHBand="0" w:noVBand="0" w:val="0020"/>
+        <w:jc w:val="start"/>
+      </w:tblPr>
+      <w:tblGrid>
+        <w:gridCol w:w="1584"/>
+        <w:gridCol w:w="1584"/>
+        <w:gridCol w:w="1584"/>
+        <w:gridCol w:w="1584"/>
+        <w:gridCol w:w="1584"/>
+      </w:tblGrid>
+      <w:tr>
+        <w:trPr>
+          <w:tblHeader w:val="true"/>
+          <w:tblHeader w:val="true"/>
+        </w:trPr>
+        <w:tc>
+          <w:tcPr>
+            <w:shd w:val="clear" w:color="auto" w:fill="213368"/>
+          </w:tcPr>
+          <w:p>
+            <w:pPr>
+              <w:pStyle w:val="Compact"/>
+              <w:spacing w:before="20" w:after="20"/>
+              <w:jc w:val="left"/>
+            </w:pPr>
+            <w:r>
+              <w:rPr>
+                <w:b/>
+                <w:color w:val="FFFFFF"/>
+                <w:sz w:val="17"/>
+              </w:rPr>
+              <w:t xml:space="preserve">Document</w:t>
+            </w:r>
+          </w:p>
+        </w:tc>
+        <w:tc>
+          <w:tcPr>
+            <w:shd w:val="clear" w:color="auto" w:fill="213368"/>
+          </w:tcPr>
+          <w:p>
+            <w:pPr>
+              <w:pStyle w:val="Compact"/>
+              <w:spacing w:before="20" w:after="20"/>
+              <w:jc w:val="left"/>
+            </w:pPr>
+            <w:r>
+              <w:rPr>
+                <w:b/>
+                <w:color w:val="FFFFFF"/>
+                <w:sz w:val="17"/>
+              </w:rPr>
+              <w:t xml:space="preserve">Version</w:t>
+            </w:r>
+          </w:p>
+        </w:tc>
+        <w:tc>
+          <w:tcPr>
+            <w:shd w:val="clear" w:color="auto" w:fill="213368"/>
+          </w:tcPr>
+          <w:p>
+            <w:pPr>
+              <w:pStyle w:val="Compact"/>
+              <w:spacing w:before="20" w:after="20"/>
+              <w:jc w:val="left"/>
+            </w:pPr>
+            <w:r>
+              <w:rPr>
+                <w:b/>
+                <w:color w:val="FFFFFF"/>
+                <w:sz w:val="17"/>
+              </w:rPr>
+              <w:t xml:space="preserve">Date</w:t>
+            </w:r>
+          </w:p>
+        </w:tc>
+        <w:tc>
+          <w:tcPr>
+            <w:shd w:val="clear" w:color="auto" w:fill="213368"/>
+          </w:tcPr>
+          <w:p>
+            <w:pPr>
+              <w:pStyle w:val="Compact"/>
+              <w:spacing w:before="20" w:after="20"/>
+              <w:jc w:val="left"/>
+            </w:pPr>
+            <w:r>
+              <w:rPr>
+                <w:b/>
+                <w:color w:val="FFFFFF"/>
+                <w:sz w:val="17"/>
+              </w:rPr>
+              <w:t xml:space="preserve">Owner</w:t>
+            </w:r>
+          </w:p>
+        </w:tc>
+        <w:tc>
+          <w:tcPr>
+            <w:shd w:val="clear" w:color="auto" w:fill="213368"/>
+          </w:tcPr>
+          <w:p>
+            <w:pPr>
+              <w:pStyle w:val="Compact"/>
+              <w:spacing w:before="20" w:after="20"/>
+              <w:jc w:val="left"/>
+            </w:pPr>
+            <w:r>
+              <w:rPr>
+                <w:b/>
+                <w:color w:val="FFFFFF"/>
+                <w:sz w:val="17"/>
+              </w:rPr>
+              <w:t xml:space="preserve">Status</w:t>
+            </w:r>
+          </w:p>
+        </w:tc>
+      </w:tr>
+      <w:tr>
+        <w:tc>
+          <w:tcPr/>
+          <w:p>
+            <w:pPr>
+              <w:pStyle w:val="Compact"/>
+              <w:spacing w:before="20" w:after="20"/>
+              <w:jc w:val="left"/>
+            </w:pPr>
+            <w:r>
+              <w:rPr>
+                <w:sz w:val="17"/>
+              </w:rPr>
+              <w:t xml:space="preserve">Partner Manager Manual</w:t>
+            </w:r>
+          </w:p>
+        </w:tc>
+        <w:tc>
+          <w:tcPr>
+            <w:noWrap/>
+          </w:tcPr>
+          <w:p>
+            <w:pPr>
+              <w:pStyle w:val="Compact"/>
+              <w:spacing w:before="20" w:after="20"/>
+              <w:jc w:val="left"/>
+            </w:pPr>
+            <w:r>
+              <w:rPr>
+                <w:sz w:val="17"/>
+              </w:rPr>
+              <w:t xml:space="preserve">1.0</w:t>
+            </w:r>
+          </w:p>
+        </w:tc>
+        <w:tc>
+          <w:tcPr/>
+          <w:p>
+            <w:pPr>
+              <w:pStyle w:val="Compact"/>
+              <w:spacing w:before="20" w:after="20"/>
+              <w:jc w:val="left"/>
+            </w:pPr>
+            <w:r>
+              <w:rPr>
+                <w:sz w:val="17"/>
+              </w:rPr>
+              <w:t xml:space="preserve">07 October 2026</w:t>
+            </w:r>
+          </w:p>
+        </w:tc>
+        <w:tc>
+          <w:tcPr/>
+          <w:p>
+            <w:pPr>
+              <w:pStyle w:val="Compact"/>
+              <w:spacing w:before="20" w:after="20"/>
+              <w:jc w:val="left"/>
+            </w:pPr>
+            <w:r>
+              <w:rPr>
+                <w:sz w:val="17"/>
+              </w:rPr>
+              <w:t xml:space="preserve">iorta TechNXT — Business Analysis and UX</w:t>
+            </w:r>
+          </w:p>
+        </w:tc>
+        <w:tc>
+          <w:tcPr/>
+          <w:p>
+            <w:pPr>
+              <w:pStyle w:val="Compact"/>
+              <w:spacing w:before="20" w:after="20"/>
+              <w:jc w:val="left"/>
+            </w:pPr>
+            <w:r>
+              <w:rPr>
+                <w:sz w:val="17"/>
+              </w:rPr>
+              <w:t xml:space="preserve">Issued for submission</w:t>
+            </w:r>
+          </w:p>
+        </w:tc>
+      </w:tr>
+    </w:tbl>
+    <w:p>
+      <w:pPr>
+        <w:pStyle w:val="BodyText"/>
       </w:pPr>
       <w:r>
         <w:rPr>
@@ -208,6 +413,36 @@
       </w:r>
       <w:r>
         <w:t xml:space="preserve">. You onboard partners, control their API access and produce commission statements.</w:t>
+      </w:r>
+    </w:p>
+    <w:p>
+      <w:pPr>
+        <w:pStyle w:val="BodyText"/>
+      </w:pPr>
+      <w:r>
+        <w:rPr>
+          <w:bCs/>
+          <w:b/>
+        </w:rPr>
+        <w:t xml:space="preserve">Partner sales are partner-collected.</w:t>
+      </w:r>
+      <w:r>
+        <w:t xml:space="preserve"> </w:t>
+      </w:r>
+      <w:r>
+        <w:t xml:space="preserve">The partner takes the premium from its customer. The platform does not debit any VETC wallet for partner orders: the order's payment reference starts with</w:t>
+      </w:r>
+      <w:r>
+        <w:t xml:space="preserve"> </w:t>
+      </w:r>
+      <w:r>
+        <w:rPr>
+          <w:rStyle w:val="VerbatimChar"/>
+        </w:rPr>
+        <w:t xml:space="preserve">PARTNER-</w:t>
+      </w:r>
+      <w:r>
+        <w:t xml:space="preserve">, and the partner remits the premium to TASCO under the partner agreement, reconciled against the commission statement.</w:t>
       </w:r>
     </w:p>
     <w:p>
@@ -289,12 +524,14 @@
           <w:p>
             <w:pPr>
               <w:pStyle w:val="Compact"/>
+              <w:spacing w:before="20" w:after="20"/>
               <w:jc w:val="left"/>
             </w:pPr>
             <w:r>
               <w:rPr>
                 <w:b/>
                 <w:color w:val="FFFFFF"/>
+                <w:sz w:val="18"/>
               </w:rPr>
               <w:t xml:space="preserve">Type</w:t>
             </w:r>
@@ -307,12 +544,14 @@
           <w:p>
             <w:pPr>
               <w:pStyle w:val="Compact"/>
+              <w:spacing w:before="20" w:after="20"/>
               <w:jc w:val="left"/>
             </w:pPr>
             <w:r>
               <w:rPr>
                 <w:b/>
                 <w:color w:val="FFFFFF"/>
+                <w:sz w:val="18"/>
               </w:rPr>
               <w:t xml:space="preserve">Examples</w:t>
             </w:r>
@@ -325,12 +564,14 @@
           <w:p>
             <w:pPr>
               <w:pStyle w:val="Compact"/>
+              <w:spacing w:before="20" w:after="20"/>
               <w:jc w:val="left"/>
             </w:pPr>
             <w:r>
               <w:rPr>
                 <w:b/>
                 <w:color w:val="FFFFFF"/>
+                <w:sz w:val="18"/>
               </w:rPr>
               <w:t xml:space="preserve">Typical products</w:t>
             </w:r>
@@ -339,17 +580,37 @@
       </w:tr>
       <w:tr>
         <w:tc>
+          <w:tcPr>
+            <w:noWrap/>
+          </w:tcPr>
+          <w:p>
+            <w:pPr>
+              <w:pStyle w:val="Compact"/>
+              <w:spacing w:before="20" w:after="20"/>
+              <w:jc w:val="left"/>
+            </w:pPr>
+            <w:r>
+              <w:rPr>
+                <w:rStyle w:val="VerbatimChar"/>
+                <w:sz w:val="18"/>
+              </w:rPr>
+              <w:t xml:space="preserve">bank</w:t>
+            </w:r>
+          </w:p>
+        </w:tc>
+        <w:tc>
           <w:tcPr/>
           <w:p>
             <w:pPr>
               <w:pStyle w:val="Compact"/>
-              <w:jc w:val="left"/>
-            </w:pPr>
-            <w:r>
-              <w:rPr>
-                <w:rStyle w:val="VerbatimChar"/>
-              </w:rPr>
-              <w:t xml:space="preserve">bank</w:t>
+              <w:spacing w:before="20" w:after="20"/>
+              <w:jc w:val="left"/>
+            </w:pPr>
+            <w:r>
+              <w:rPr>
+                <w:sz w:val="18"/>
+              </w:rPr>
+              <w:t xml:space="preserve">Car-loan banks</w:t>
             </w:r>
           </w:p>
         </w:tc>
@@ -358,21 +619,13 @@
           <w:p>
             <w:pPr>
               <w:pStyle w:val="Compact"/>
-              <w:jc w:val="left"/>
-            </w:pPr>
-            <w:r>
-              <w:t xml:space="preserve">Car-loan banks</w:t>
-            </w:r>
-          </w:p>
-        </w:tc>
-        <w:tc>
-          <w:tcPr/>
-          <w:p>
-            <w:pPr>
-              <w:pStyle w:val="Compact"/>
-              <w:jc w:val="left"/>
-            </w:pPr>
-            <w:r>
+              <w:spacing w:before="20" w:after="20"/>
+              <w:jc w:val="left"/>
+            </w:pPr>
+            <w:r>
+              <w:rPr>
+                <w:sz w:val="18"/>
+              </w:rPr>
               <w:t xml:space="preserve">TNDS, physical damage, PA</w:t>
             </w:r>
           </w:p>
@@ -380,17 +633,37 @@
       </w:tr>
       <w:tr>
         <w:tc>
+          <w:tcPr>
+            <w:noWrap/>
+          </w:tcPr>
+          <w:p>
+            <w:pPr>
+              <w:pStyle w:val="Compact"/>
+              <w:spacing w:before="20" w:after="20"/>
+              <w:jc w:val="left"/>
+            </w:pPr>
+            <w:r>
+              <w:rPr>
+                <w:rStyle w:val="VerbatimChar"/>
+                <w:sz w:val="18"/>
+              </w:rPr>
+              <w:t xml:space="preserve">showroom</w:t>
+            </w:r>
+          </w:p>
+        </w:tc>
+        <w:tc>
           <w:tcPr/>
           <w:p>
             <w:pPr>
               <w:pStyle w:val="Compact"/>
-              <w:jc w:val="left"/>
-            </w:pPr>
-            <w:r>
-              <w:rPr>
-                <w:rStyle w:val="VerbatimChar"/>
-              </w:rPr>
-              <w:t xml:space="preserve">showroom</w:t>
+              <w:spacing w:before="20" w:after="20"/>
+              <w:jc w:val="left"/>
+            </w:pPr>
+            <w:r>
+              <w:rPr>
+                <w:sz w:val="18"/>
+              </w:rPr>
+              <w:t xml:space="preserve">Car dealers</w:t>
             </w:r>
           </w:p>
         </w:tc>
@@ -399,21 +672,13 @@
           <w:p>
             <w:pPr>
               <w:pStyle w:val="Compact"/>
-              <w:jc w:val="left"/>
-            </w:pPr>
-            <w:r>
-              <w:t xml:space="preserve">Car dealers</w:t>
-            </w:r>
-          </w:p>
-        </w:tc>
-        <w:tc>
-          <w:tcPr/>
-          <w:p>
-            <w:pPr>
-              <w:pStyle w:val="Compact"/>
-              <w:jc w:val="left"/>
-            </w:pPr>
-            <w:r>
+              <w:spacing w:before="20" w:after="20"/>
+              <w:jc w:val="left"/>
+            </w:pPr>
+            <w:r>
+              <w:rPr>
+                <w:sz w:val="18"/>
+              </w:rPr>
               <w:t xml:space="preserve">New-vehicle TNDS + physical damage (higher physical damage commission: 10 %)</w:t>
             </w:r>
           </w:p>
@@ -421,17 +686,37 @@
       </w:tr>
       <w:tr>
         <w:tc>
+          <w:tcPr>
+            <w:noWrap/>
+          </w:tcPr>
+          <w:p>
+            <w:pPr>
+              <w:pStyle w:val="Compact"/>
+              <w:spacing w:before="20" w:after="20"/>
+              <w:jc w:val="left"/>
+            </w:pPr>
+            <w:r>
+              <w:rPr>
+                <w:rStyle w:val="VerbatimChar"/>
+                <w:sz w:val="18"/>
+              </w:rPr>
+              <w:t xml:space="preserve">agent</w:t>
+            </w:r>
+          </w:p>
+        </w:tc>
+        <w:tc>
           <w:tcPr/>
           <w:p>
             <w:pPr>
               <w:pStyle w:val="Compact"/>
-              <w:jc w:val="left"/>
-            </w:pPr>
-            <w:r>
-              <w:rPr>
-                <w:rStyle w:val="VerbatimChar"/>
-              </w:rPr>
-              <w:t xml:space="preserve">agent</w:t>
+              <w:spacing w:before="20" w:after="20"/>
+              <w:jc w:val="left"/>
+            </w:pPr>
+            <w:r>
+              <w:rPr>
+                <w:sz w:val="18"/>
+              </w:rPr>
+              <w:t xml:space="preserve">Independent agencies</w:t>
             </w:r>
           </w:p>
         </w:tc>
@@ -440,21 +725,13 @@
           <w:p>
             <w:pPr>
               <w:pStyle w:val="Compact"/>
-              <w:jc w:val="left"/>
-            </w:pPr>
-            <w:r>
-              <w:t xml:space="preserve">Independent agencies</w:t>
-            </w:r>
-          </w:p>
-        </w:tc>
-        <w:tc>
-          <w:tcPr/>
-          <w:p>
-            <w:pPr>
-              <w:pStyle w:val="Compact"/>
-              <w:jc w:val="left"/>
-            </w:pPr>
-            <w:r>
+              <w:spacing w:before="20" w:after="20"/>
+              <w:jc w:val="left"/>
+            </w:pPr>
+            <w:r>
+              <w:rPr>
+                <w:sz w:val="18"/>
+              </w:rPr>
               <w:t xml:space="preserve">TNDS, PA</w:t>
             </w:r>
           </w:p>
@@ -462,17 +739,37 @@
       </w:tr>
       <w:tr>
         <w:tc>
+          <w:tcPr>
+            <w:noWrap/>
+          </w:tcPr>
+          <w:p>
+            <w:pPr>
+              <w:pStyle w:val="Compact"/>
+              <w:spacing w:before="20" w:after="20"/>
+              <w:jc w:val="left"/>
+            </w:pPr>
+            <w:r>
+              <w:rPr>
+                <w:rStyle w:val="VerbatimChar"/>
+                <w:sz w:val="18"/>
+              </w:rPr>
+              <w:t xml:space="preserve">fleet</w:t>
+            </w:r>
+          </w:p>
+        </w:tc>
+        <w:tc>
           <w:tcPr/>
           <w:p>
             <w:pPr>
               <w:pStyle w:val="Compact"/>
-              <w:jc w:val="left"/>
-            </w:pPr>
-            <w:r>
-              <w:rPr>
-                <w:rStyle w:val="VerbatimChar"/>
-              </w:rPr>
-              <w:t xml:space="preserve">fleet</w:t>
+              <w:spacing w:before="20" w:after="20"/>
+              <w:jc w:val="left"/>
+            </w:pPr>
+            <w:r>
+              <w:rPr>
+                <w:sz w:val="18"/>
+              </w:rPr>
+              <w:t xml:space="preserve">Fleet operators, logistics</w:t>
             </w:r>
           </w:p>
         </w:tc>
@@ -481,21 +778,13 @@
           <w:p>
             <w:pPr>
               <w:pStyle w:val="Compact"/>
-              <w:jc w:val="left"/>
-            </w:pPr>
-            <w:r>
-              <w:t xml:space="preserve">Fleet operators, logistics</w:t>
-            </w:r>
-          </w:p>
-        </w:tc>
-        <w:tc>
-          <w:tcPr/>
-          <w:p>
-            <w:pPr>
-              <w:pStyle w:val="Compact"/>
-              <w:jc w:val="left"/>
-            </w:pPr>
-            <w:r>
+              <w:spacing w:before="20" w:after="20"/>
+              <w:jc w:val="left"/>
+            </w:pPr>
+            <w:r>
+              <w:rPr>
+                <w:sz w:val="18"/>
+              </w:rPr>
               <w:t xml:space="preserve">TNDS for many vehicles</w:t>
             </w:r>
           </w:p>
@@ -507,11 +796,13 @@
           <w:p>
             <w:pPr>
               <w:pStyle w:val="Compact"/>
+              <w:spacing w:before="20" w:after="20"/>
               <w:jc w:val="left"/>
             </w:pPr>
             <w:r>
               <w:rPr>
                 <w:rStyle w:val="VerbatimChar"/>
+                <w:sz w:val="18"/>
               </w:rPr>
               <w:t xml:space="preserve">inspection_center</w:t>
             </w:r>
@@ -522,9 +813,13 @@
           <w:p>
             <w:pPr>
               <w:pStyle w:val="Compact"/>
-              <w:jc w:val="left"/>
-            </w:pPr>
-            <w:r>
+              <w:spacing w:before="20" w:after="20"/>
+              <w:jc w:val="left"/>
+            </w:pPr>
+            <w:r>
+              <w:rPr>
+                <w:sz w:val="18"/>
+              </w:rPr>
               <w:t xml:space="preserve">Đăng kiểm centres</w:t>
             </w:r>
           </w:p>
@@ -534,9 +829,13 @@
           <w:p>
             <w:pPr>
               <w:pStyle w:val="Compact"/>
-              <w:jc w:val="left"/>
-            </w:pPr>
-            <w:r>
+              <w:spacing w:before="20" w:after="20"/>
+              <w:jc w:val="left"/>
+            </w:pPr>
+            <w:r>
+              <w:rPr>
+                <w:sz w:val="18"/>
+              </w:rPr>
               <w:t xml:space="preserve">TNDS at inspection time</w:t>
             </w:r>
           </w:p>
@@ -616,12 +915,14 @@
           <w:p>
             <w:pPr>
               <w:pStyle w:val="Compact"/>
+              <w:spacing w:before="20" w:after="20"/>
               <w:jc w:val="left"/>
             </w:pPr>
             <w:r>
               <w:rPr>
                 <w:b/>
                 <w:color w:val="FFFFFF"/>
+                <w:sz w:val="18"/>
               </w:rPr>
               <w:t xml:space="preserve">Product</w:t>
             </w:r>
@@ -634,12 +935,14 @@
           <w:p>
             <w:pPr>
               <w:pStyle w:val="Compact"/>
+              <w:spacing w:before="20" w:after="20"/>
               <w:jc w:val="left"/>
             </w:pPr>
             <w:r>
               <w:rPr>
                 <w:b/>
                 <w:color w:val="FFFFFF"/>
+                <w:sz w:val="18"/>
               </w:rPr>
               <w:t xml:space="preserve">Rate</w:t>
             </w:r>
@@ -652,12 +955,14 @@
           <w:p>
             <w:pPr>
               <w:pStyle w:val="Compact"/>
+              <w:spacing w:before="20" w:after="20"/>
               <w:jc w:val="left"/>
             </w:pPr>
             <w:r>
               <w:rPr>
                 <w:b/>
                 <w:color w:val="FFFFFF"/>
+                <w:sz w:val="18"/>
               </w:rPr>
               <w:t xml:space="preserve">Statutory cap</w:t>
             </w:r>
@@ -670,9 +975,13 @@
           <w:p>
             <w:pPr>
               <w:pStyle w:val="Compact"/>
-              <w:jc w:val="left"/>
-            </w:pPr>
-            <w:r>
+              <w:spacing w:before="20" w:after="20"/>
+              <w:jc w:val="left"/>
+            </w:pPr>
+            <w:r>
+              <w:rPr>
+                <w:sz w:val="18"/>
+              </w:rPr>
               <w:t xml:space="preserve">TNDS (car, motorbike)</w:t>
             </w:r>
           </w:p>
@@ -682,9 +991,13 @@
           <w:p>
             <w:pPr>
               <w:pStyle w:val="Compact"/>
-              <w:jc w:val="left"/>
-            </w:pPr>
-            <w:r>
+              <w:spacing w:before="20" w:after="20"/>
+              <w:jc w:val="left"/>
+            </w:pPr>
+            <w:r>
+              <w:rPr>
+                <w:sz w:val="18"/>
+              </w:rPr>
               <w:t xml:space="preserve">5 %</w:t>
             </w:r>
           </w:p>
@@ -694,9 +1007,13 @@
           <w:p>
             <w:pPr>
               <w:pStyle w:val="Compact"/>
-              <w:jc w:val="left"/>
-            </w:pPr>
-            <w:r>
+              <w:spacing w:before="20" w:after="20"/>
+              <w:jc w:val="left"/>
+            </w:pPr>
+            <w:r>
+              <w:rPr>
+                <w:sz w:val="18"/>
+              </w:rPr>
               <w:t xml:space="preserve">5 %</w:t>
             </w:r>
           </w:p>
@@ -708,9 +1025,13 @@
           <w:p>
             <w:pPr>
               <w:pStyle w:val="Compact"/>
-              <w:jc w:val="left"/>
-            </w:pPr>
-            <w:r>
+              <w:spacing w:before="20" w:after="20"/>
+              <w:jc w:val="left"/>
+            </w:pPr>
+            <w:r>
+              <w:rPr>
+                <w:sz w:val="18"/>
+              </w:rPr>
               <w:t xml:space="preserve">Physical damage (MOTOR_PD), showroom</w:t>
             </w:r>
           </w:p>
@@ -720,9 +1041,13 @@
           <w:p>
             <w:pPr>
               <w:pStyle w:val="Compact"/>
-              <w:jc w:val="left"/>
-            </w:pPr>
-            <w:r>
+              <w:spacing w:before="20" w:after="20"/>
+              <w:jc w:val="left"/>
+            </w:pPr>
+            <w:r>
+              <w:rPr>
+                <w:sz w:val="18"/>
+              </w:rPr>
               <w:t xml:space="preserve">10 %</w:t>
             </w:r>
           </w:p>
@@ -732,9 +1057,13 @@
           <w:p>
             <w:pPr>
               <w:pStyle w:val="Compact"/>
-              <w:jc w:val="left"/>
-            </w:pPr>
-            <w:r>
+              <w:spacing w:before="20" w:after="20"/>
+              <w:jc w:val="left"/>
+            </w:pPr>
+            <w:r>
+              <w:rPr>
+                <w:sz w:val="18"/>
+              </w:rPr>
               <w:t xml:space="preserve">10 %</w:t>
             </w:r>
           </w:p>
@@ -746,9 +1075,13 @@
           <w:p>
             <w:pPr>
               <w:pStyle w:val="Compact"/>
-              <w:jc w:val="left"/>
-            </w:pPr>
-            <w:r>
+              <w:spacing w:before="20" w:after="20"/>
+              <w:jc w:val="left"/>
+            </w:pPr>
+            <w:r>
+              <w:rPr>
+                <w:sz w:val="18"/>
+              </w:rPr>
               <w:t xml:space="preserve">Physical damage, other partners</w:t>
             </w:r>
           </w:p>
@@ -758,9 +1091,13 @@
           <w:p>
             <w:pPr>
               <w:pStyle w:val="Compact"/>
-              <w:jc w:val="left"/>
-            </w:pPr>
-            <w:r>
+              <w:spacing w:before="20" w:after="20"/>
+              <w:jc w:val="left"/>
+            </w:pPr>
+            <w:r>
+              <w:rPr>
+                <w:sz w:val="18"/>
+              </w:rPr>
               <w:t xml:space="preserve">8 %</w:t>
             </w:r>
           </w:p>
@@ -770,9 +1107,13 @@
           <w:p>
             <w:pPr>
               <w:pStyle w:val="Compact"/>
-              <w:jc w:val="left"/>
-            </w:pPr>
-            <w:r>
+              <w:spacing w:before="20" w:after="20"/>
+              <w:jc w:val="left"/>
+            </w:pPr>
+            <w:r>
+              <w:rPr>
+                <w:sz w:val="18"/>
+              </w:rPr>
               <w:t xml:space="preserve">10 %</w:t>
             </w:r>
           </w:p>
@@ -784,9 +1125,13 @@
           <w:p>
             <w:pPr>
               <w:pStyle w:val="Compact"/>
-              <w:jc w:val="left"/>
-            </w:pPr>
-            <w:r>
+              <w:spacing w:before="20" w:after="20"/>
+              <w:jc w:val="left"/>
+            </w:pPr>
+            <w:r>
+              <w:rPr>
+                <w:sz w:val="18"/>
+              </w:rPr>
               <w:t xml:space="preserve">Personal accident (PA_SEAT)</w:t>
             </w:r>
           </w:p>
@@ -796,9 +1141,13 @@
           <w:p>
             <w:pPr>
               <w:pStyle w:val="Compact"/>
-              <w:jc w:val="left"/>
-            </w:pPr>
-            <w:r>
+              <w:spacing w:before="20" w:after="20"/>
+              <w:jc w:val="left"/>
+            </w:pPr>
+            <w:r>
+              <w:rPr>
+                <w:sz w:val="18"/>
+              </w:rPr>
               <w:t xml:space="preserve">15 %</w:t>
             </w:r>
           </w:p>
@@ -808,9 +1157,13 @@
           <w:p>
             <w:pPr>
               <w:pStyle w:val="Compact"/>
-              <w:jc w:val="left"/>
-            </w:pPr>
-            <w:r>
+              <w:spacing w:before="20" w:after="20"/>
+              <w:jc w:val="left"/>
+            </w:pPr>
+            <w:r>
+              <w:rPr>
+                <w:sz w:val="18"/>
+              </w:rPr>
               <w:t xml:space="preserve">20 %</w:t>
             </w:r>
           </w:p>
@@ -894,7 +1247,7 @@
         <w:pStyle w:val="Compact"/>
       </w:pPr>
       <w:r>
-        <w:t xml:space="preserve">Select</w:t>
+        <w:t xml:space="preserve">In the</w:t>
       </w:r>
       <w:r>
         <w:t xml:space="preserve"> </w:t>
@@ -907,7 +1260,42 @@
         <w:t xml:space="preserve">Onboard partner</w:t>
       </w:r>
       <w:r>
-        <w:t xml:space="preserve">.</w:t>
+        <w:t xml:space="preserve"> </w:t>
+      </w:r>
+      <w:r>
+        <w:t xml:space="preserve">card, enter</w:t>
+      </w:r>
+      <w:r>
+        <w:t xml:space="preserve"> </w:t>
+      </w:r>
+      <w:r>
+        <w:rPr>
+          <w:bCs/>
+          <w:b/>
+        </w:rPr>
+        <w:t xml:space="preserve">Name</w:t>
+      </w:r>
+      <w:r>
+        <w:t xml:space="preserve"> </w:t>
+      </w:r>
+      <w:r>
+        <w:t xml:space="preserve">and</w:t>
+      </w:r>
+      <w:r>
+        <w:t xml:space="preserve"> </w:t>
+      </w:r>
+      <w:r>
+        <w:rPr>
+          <w:bCs/>
+          <w:b/>
+        </w:rPr>
+        <w:t xml:space="preserve">Type</w:t>
+      </w:r>
+      <w:r>
+        <w:t xml:space="preserve"> </w:t>
+      </w:r>
+      <w:r>
+        <w:t xml:space="preserve">(Bank, Car showroom, Agent, Fleet, Inspection centre).</w:t>
       </w:r>
     </w:p>
     <w:p>
@@ -919,63 +1307,6 @@
         <w:pStyle w:val="Compact"/>
       </w:pPr>
       <w:r>
-        <w:t xml:space="preserve">Enter</w:t>
-      </w:r>
-      <w:r>
-        <w:t xml:space="preserve"> </w:t>
-      </w:r>
-      <w:r>
-        <w:rPr>
-          <w:bCs/>
-          <w:b/>
-        </w:rPr>
-        <w:t xml:space="preserve">Name</w:t>
-      </w:r>
-      <w:r>
-        <w:t xml:space="preserve">,</w:t>
-      </w:r>
-      <w:r>
-        <w:t xml:space="preserve"> </w:t>
-      </w:r>
-      <w:r>
-        <w:rPr>
-          <w:bCs/>
-          <w:b/>
-        </w:rPr>
-        <w:t xml:space="preserve">Type</w:t>
-      </w:r>
-      <w:r>
-        <w:t xml:space="preserve"> </w:t>
-      </w:r>
-      <w:r>
-        <w:t xml:space="preserve">(Bank, Car showroom, Agent, Fleet, Inspection centre) and</w:t>
-      </w:r>
-      <w:r>
-        <w:t xml:space="preserve"> </w:t>
-      </w:r>
-      <w:r>
-        <w:rPr>
-          <w:bCs/>
-          <w:b/>
-        </w:rPr>
-        <w:t xml:space="preserve">Region</w:t>
-      </w:r>
-      <w:r>
-        <w:t xml:space="preserve"> </w:t>
-      </w:r>
-      <w:r>
-        <w:t xml:space="preserve">(or ALL).</w:t>
-      </w:r>
-    </w:p>
-    <w:p>
-      <w:pPr>
-        <w:numPr>
-          <w:ilvl w:val="0"/>
-          <w:numId w:val="1001"/>
-        </w:numPr>
-        <w:pStyle w:val="Compact"/>
-      </w:pPr>
-      <w:r>
         <w:t xml:space="preserve">Select</w:t>
       </w:r>
       <w:r>
@@ -1063,7 +1394,7 @@
         <w:pStyle w:val="Compact"/>
       </w:pPr>
       <w:r>
-        <w:t xml:space="preserve">Open the partner and select</w:t>
+        <w:t xml:space="preserve">In the partner list, select</w:t>
       </w:r>
       <w:r>
         <w:t xml:space="preserve"> </w:t>
@@ -1076,7 +1407,10 @@
         <w:t xml:space="preserve">Issue API key</w:t>
       </w:r>
       <w:r>
-        <w:t xml:space="preserve">.</w:t>
+        <w:t xml:space="preserve"> </w:t>
+      </w:r>
+      <w:r>
+        <w:t xml:space="preserve">on the partner's row.</w:t>
       </w:r>
     </w:p>
     <w:p>
@@ -1098,7 +1432,7 @@
         <w:t xml:space="preserve"> </w:t>
       </w:r>
       <w:r>
-        <w:t xml:space="preserve">a dialog</w:t>
+        <w:t xml:space="preserve">a warning</w:t>
       </w:r>
       <w:r>
         <w:t xml:space="preserve"> </w:t>
@@ -1138,7 +1472,7 @@
         <w:pStyle w:val="Compact"/>
       </w:pPr>
       <w:r>
-        <w:t xml:space="preserve">Select</w:t>
+        <w:t xml:space="preserve">Copy it and send it to the partner's named technical contact through a</w:t>
       </w:r>
       <w:r>
         <w:t xml:space="preserve"> </w:t>
@@ -1148,13 +1482,21 @@
           <w:bCs/>
           <w:b/>
         </w:rPr>
-        <w:t xml:space="preserve">Copy</w:t>
-      </w:r>
-      <w:r>
-        <w:t xml:space="preserve"> </w:t>
-      </w:r>
-      <w:r>
-        <w:t xml:space="preserve">and send it to the partner's named technical contact through a</w:t>
+        <w:t xml:space="preserve">secure channel</w:t>
+      </w:r>
+      <w:r>
+        <w:t xml:space="preserve"> </w:t>
+      </w:r>
+      <w:r>
+        <w:t xml:space="preserve">(for example an encrypted file plus a password by SMS). Never send it by plain email or chat.</w:t>
+      </w:r>
+    </w:p>
+    <w:p>
+      <w:pPr>
+        <w:pStyle w:val="FirstParagraph"/>
+      </w:pPr>
+      <w:r>
+        <w:t xml:space="preserve">The platform stores only a hash of the key, so a lost key cannot be recovered. Issue a new one and revoke the old one. Each key has a short visible</w:t>
       </w:r>
       <w:r>
         <w:t xml:space="preserve"> </w:t>
@@ -1164,33 +1506,30 @@
           <w:bCs/>
           <w:b/>
         </w:rPr>
-        <w:t xml:space="preserve">secure channel</w:t>
-      </w:r>
-      <w:r>
-        <w:t xml:space="preserve"> </w:t>
-      </w:r>
-      <w:r>
-        <w:t xml:space="preserve">(for example an encrypted file plus a password by SMS). Never send it by plain email or chat.</w:t>
-      </w:r>
-    </w:p>
-    <w:p>
-      <w:pPr>
-        <w:numPr>
-          <w:ilvl w:val="0"/>
-          <w:numId w:val="1002"/>
-        </w:numPr>
-        <w:pStyle w:val="Compact"/>
-      </w:pPr>
-      <w:r>
-        <w:t xml:space="preserve">Confirm you have saved it, then close the dialog.</w:t>
-      </w:r>
-    </w:p>
-    <w:p>
-      <w:pPr>
-        <w:pStyle w:val="FirstParagraph"/>
-      </w:pPr>
-      <w:r>
-        <w:t xml:space="preserve">The platform stores only a hash of the key, so a lost key cannot be recovered. Issue a new one and revoke the old one. Each key has a short visible</w:t>
+        <w:t xml:space="preserve">prefix</w:t>
+      </w:r>
+      <w:r>
+        <w:t xml:space="preserve"> </w:t>
+      </w:r>
+      <w:r>
+        <w:t xml:space="preserve">and an ID (</w:t>
+      </w:r>
+      <w:r>
+        <w:rPr>
+          <w:rStyle w:val="VerbatimChar"/>
+        </w:rPr>
+        <w:t xml:space="preserve">K-…</w:t>
+      </w:r>
+      <w:r>
+        <w:t xml:space="preserve">) to identify it.</w:t>
+      </w:r>
+    </w:p>
+    <w:p>
+      <w:pPr>
+        <w:pStyle w:val="BodyText"/>
+      </w:pPr>
+      <w:r>
+        <w:t xml:space="preserve">Each key carries</w:t>
       </w:r>
       <w:r>
         <w:t xml:space="preserve"> </w:t>
@@ -1200,22 +1539,70 @@
           <w:bCs/>
           <w:b/>
         </w:rPr>
-        <w:t xml:space="preserve">prefix</w:t>
-      </w:r>
-      <w:r>
-        <w:t xml:space="preserve"> </w:t>
-      </w:r>
-      <w:r>
-        <w:t xml:space="preserve">and an ID (</w:t>
+        <w:t xml:space="preserve">scopes</w:t>
+      </w:r>
+      <w:r>
+        <w:t xml:space="preserve">, which the platform enforces:</w:t>
+      </w:r>
+      <w:r>
+        <w:t xml:space="preserve"> </w:t>
       </w:r>
       <w:r>
         <w:rPr>
           <w:rStyle w:val="VerbatimChar"/>
         </w:rPr>
-        <w:t xml:space="preserve">K-…</w:t>
-      </w:r>
-      <w:r>
-        <w:t xml:space="preserve">) to identify it.</w:t>
+        <w:t xml:space="preserve">quote</w:t>
+      </w:r>
+      <w:r>
+        <w:t xml:space="preserve"> </w:t>
+      </w:r>
+      <w:r>
+        <w:t xml:space="preserve">(create quotes),</w:t>
+      </w:r>
+      <w:r>
+        <w:t xml:space="preserve"> </w:t>
+      </w:r>
+      <w:r>
+        <w:rPr>
+          <w:rStyle w:val="VerbatimChar"/>
+        </w:rPr>
+        <w:t xml:space="preserve">purchase</w:t>
+      </w:r>
+      <w:r>
+        <w:t xml:space="preserve"> </w:t>
+      </w:r>
+      <w:r>
+        <w:t xml:space="preserve">(bind orders) and</w:t>
+      </w:r>
+      <w:r>
+        <w:t xml:space="preserve"> </w:t>
+      </w:r>
+      <w:r>
+        <w:rPr>
+          <w:rStyle w:val="VerbatimChar"/>
+        </w:rPr>
+        <w:t xml:space="preserve">policies:read</w:t>
+      </w:r>
+      <w:r>
+        <w:t xml:space="preserve"> </w:t>
+      </w:r>
+      <w:r>
+        <w:t xml:space="preserve">(list policies and the statement). Keys issued from the console have all three. A call outside the key's scopes fails with</w:t>
+      </w:r>
+      <w:r>
+        <w:t xml:space="preserve"> </w:t>
+      </w:r>
+      <w:r>
+        <w:rPr>
+          <w:rStyle w:val="VerbatimChar"/>
+        </w:rPr>
+        <w:t xml:space="preserve">403</w:t>
+      </w:r>
+      <w:r>
+        <w:t xml:space="preserve"> </w:t>
+      </w:r>
+      <w:r>
+        <w:t xml:space="preserve">("API key lacks scope …").</w:t>
       </w:r>
     </w:p>
     <w:p>
@@ -1269,7 +1656,16 @@
         <w:pStyle w:val="Compact"/>
       </w:pPr>
       <w:r>
-        <w:t xml:space="preserve">Open the partner and find the key by its ID and prefix.</w:t>
+        <w:t xml:space="preserve">Identify the key by its ID (</w:t>
+      </w:r>
+      <w:r>
+        <w:rPr>
+          <w:rStyle w:val="VerbatimChar"/>
+        </w:rPr>
+        <w:t xml:space="preserve">K-…</w:t>
+      </w:r>
+      <w:r>
+        <w:t xml:space="preserve">) and prefix.</w:t>
       </w:r>
     </w:p>
     <w:p>
@@ -1281,7 +1677,34 @@
         <w:pStyle w:val="Compact"/>
       </w:pPr>
       <w:r>
-        <w:t xml:space="preserve">Select</w:t>
+        <w:t xml:space="preserve">Revoke it through the API:</w:t>
+      </w:r>
+      <w:r>
+        <w:t xml:space="preserve"> </w:t>
+      </w:r>
+      <w:r>
+        <w:rPr>
+          <w:rStyle w:val="VerbatimChar"/>
+        </w:rPr>
+        <w:t xml:space="preserve">DELETE /api/partners/keys/&lt;key ID&gt;</w:t>
+      </w:r>
+      <w:r>
+        <w:t xml:space="preserve"> </w:t>
+      </w:r>
+      <w:r>
+        <w:t xml:space="preserve">(permission</w:t>
+      </w:r>
+      <w:r>
+        <w:t xml:space="preserve"> </w:t>
+      </w:r>
+      <w:r>
+        <w:rPr>
+          <w:rStyle w:val="VerbatimChar"/>
+        </w:rPr>
+        <w:t xml:space="preserve">partners:manage</w:t>
+      </w:r>
+      <w:r>
+        <w:t xml:space="preserve">). The v1 console does not yet have a</w:t>
       </w:r>
       <w:r>
         <w:t xml:space="preserve"> </w:t>
@@ -1297,7 +1720,7 @@
         <w:t xml:space="preserve"> </w:t>
       </w:r>
       <w:r>
-        <w:t xml:space="preserve">and confirm.</w:t>
+        <w:t xml:space="preserve">button.</w:t>
       </w:r>
     </w:p>
     <w:p>
@@ -1365,7 +1788,7 @@
         <w:pStyle w:val="Compact"/>
       </w:pPr>
       <w:r>
-        <w:t xml:space="preserve">Open the partner and select</w:t>
+        <w:t xml:space="preserve">In the partner list, select</w:t>
       </w:r>
       <w:r>
         <w:t xml:space="preserve"> </w:t>
@@ -1394,7 +1817,7 @@
         <w:t xml:space="preserve">Activate</w:t>
       </w:r>
       <w:r>
-        <w:t xml:space="preserve">).</w:t>
+        <w:t xml:space="preserve">) on the partner's row.</w:t>
       </w:r>
     </w:p>
     <w:p>
@@ -1452,7 +1875,7 @@
         <w:pStyle w:val="Compact"/>
       </w:pPr>
       <w:r>
-        <w:t xml:space="preserve">Open the partner and select</w:t>
+        <w:t xml:space="preserve">In the partner list, select</w:t>
       </w:r>
       <w:r>
         <w:t xml:space="preserve"> </w:t>
@@ -1465,7 +1888,10 @@
         <w:t xml:space="preserve">Statement</w:t>
       </w:r>
       <w:r>
-        <w:t xml:space="preserve">.</w:t>
+        <w:t xml:space="preserve"> </w:t>
+      </w:r>
+      <w:r>
+        <w:t xml:space="preserve">on the partner's row.</w:t>
       </w:r>
     </w:p>
     <w:p>
@@ -1477,17 +1903,17 @@
         <w:pStyle w:val="Compact"/>
       </w:pPr>
       <w:r>
-        <w:t xml:space="preserve">Choose a period (</w:t>
-      </w:r>
-      <w:r>
         <w:rPr>
           <w:bCs/>
           <w:b/>
         </w:rPr>
-        <w:t xml:space="preserve">From</w:t>
-      </w:r>
-      <w:r>
-        <w:t xml:space="preserve">,</w:t>
+        <w:t xml:space="preserve">What you will see:</w:t>
+      </w:r>
+      <w:r>
+        <w:t xml:space="preserve"> </w:t>
+      </w:r>
+      <w:r>
+        <w:t xml:space="preserve">the number of completed orders, the</w:t>
       </w:r>
       <w:r>
         <w:t xml:space="preserve"> </w:t>
@@ -1497,23 +1923,49 @@
           <w:bCs/>
           <w:b/>
         </w:rPr>
-        <w:t xml:space="preserve">To</w:t>
-      </w:r>
-      <w:r>
-        <w:t xml:space="preserve">) and select</w:t>
-      </w:r>
-      <w:r>
-        <w:t xml:space="preserve"> </w:t>
-      </w:r>
-      <w:r>
-        <w:rPr>
-          <w:bCs/>
-          <w:b/>
-        </w:rPr>
-        <w:t xml:space="preserve">Apply</w:t>
-      </w:r>
-      <w:r>
-        <w:t xml:space="preserve">.</w:t>
+        <w:t xml:space="preserve">total commission</w:t>
+      </w:r>
+      <w:r>
+        <w:t xml:space="preserve">, and lines per order and product: order, date, product, rate and amount. To limit the statement to a period, use the API with</w:t>
+      </w:r>
+      <w:r>
+        <w:t xml:space="preserve"> </w:t>
+      </w:r>
+      <w:r>
+        <w:rPr>
+          <w:rStyle w:val="VerbatimChar"/>
+        </w:rPr>
+        <w:t xml:space="preserve">from</w:t>
+      </w:r>
+      <w:r>
+        <w:t xml:space="preserve"> </w:t>
+      </w:r>
+      <w:r>
+        <w:t xml:space="preserve">and</w:t>
+      </w:r>
+      <w:r>
+        <w:t xml:space="preserve"> </w:t>
+      </w:r>
+      <w:r>
+        <w:rPr>
+          <w:rStyle w:val="VerbatimChar"/>
+        </w:rPr>
+        <w:t xml:space="preserve">to</w:t>
+      </w:r>
+      <w:r>
+        <w:t xml:space="preserve"> </w:t>
+      </w:r>
+      <w:r>
+        <w:t xml:space="preserve">dates (</w:t>
+      </w:r>
+      <w:r>
+        <w:rPr>
+          <w:rStyle w:val="VerbatimChar"/>
+        </w:rPr>
+        <w:t xml:space="preserve">GET /api/partners/&lt;partner ID&gt;/statement</w:t>
+      </w:r>
+      <w:r>
+        <w:t xml:space="preserve">).</w:t>
       </w:r>
     </w:p>
     <w:p>
@@ -1525,66 +1977,31 @@
         <w:pStyle w:val="Compact"/>
       </w:pPr>
       <w:r>
+        <w:t xml:space="preserve">Export the statement for Finance. Partners can download the same statement through the API, so both sides see identical figures.</w:t>
+      </w:r>
+    </w:p>
+    <w:p>
+      <w:pPr>
+        <w:pStyle w:val="FirstParagraph"/>
+      </w:pPr>
+      <w:r>
+        <w:t xml:space="preserve">Only</w:t>
+      </w:r>
+      <w:r>
+        <w:t xml:space="preserve"> </w:t>
+      </w:r>
+      <w:r>
         <w:rPr>
           <w:bCs/>
           <w:b/>
         </w:rPr>
-        <w:t xml:space="preserve">What you will see:</w:t>
-      </w:r>
-      <w:r>
-        <w:t xml:space="preserve"> </w:t>
-      </w:r>
-      <w:r>
-        <w:t xml:space="preserve">number of completed orders,</w:t>
-      </w:r>
-      <w:r>
-        <w:t xml:space="preserve"> </w:t>
-      </w:r>
-      <w:r>
-        <w:rPr>
-          <w:bCs/>
-          <w:b/>
-        </w:rPr>
-        <w:t xml:space="preserve">total commission</w:t>
-      </w:r>
-      <w:r>
-        <w:t xml:space="preserve">, and lines per order and product: order ID, date, product, rate, amount and the applied rule.</w:t>
-      </w:r>
-    </w:p>
-    <w:p>
-      <w:pPr>
-        <w:numPr>
-          <w:ilvl w:val="0"/>
-          <w:numId w:val="1005"/>
-        </w:numPr>
-        <w:pStyle w:val="Compact"/>
-      </w:pPr>
-      <w:r>
-        <w:t xml:space="preserve">Export the statement for Finance. Partners can download the same statement through the API, so both sides see identical figures.</w:t>
-      </w:r>
-    </w:p>
-    <w:p>
-      <w:pPr>
-        <w:pStyle w:val="FirstParagraph"/>
-      </w:pPr>
-      <w:r>
-        <w:t xml:space="preserve">Only</w:t>
-      </w:r>
-      <w:r>
-        <w:t xml:space="preserve"> </w:t>
-      </w:r>
-      <w:r>
-        <w:rPr>
-          <w:bCs/>
-          <w:b/>
-        </w:rPr>
         <w:t xml:space="preserve">completed</w:t>
       </w:r>
       <w:r>
         <w:t xml:space="preserve"> </w:t>
       </w:r>
       <w:r>
-        <w:t xml:space="preserve">orders (paid and issued) earn commission. Failed or refunded orders do not.</w:t>
+        <w:t xml:space="preserve">orders (issued) earn commission. Failed orders do not.</w:t>
       </w:r>
     </w:p>
     <w:bookmarkEnd w:id="27"/>
@@ -1606,17 +2023,23 @@
         <w:pStyle w:val="Compact"/>
       </w:pPr>
       <w:r>
+        <w:t xml:space="preserve">The partner's</w:t>
+      </w:r>
+      <w:r>
+        <w:t xml:space="preserve"> </w:t>
+      </w:r>
+      <w:r>
         <w:rPr>
           <w:bCs/>
           <w:b/>
         </w:rPr>
-        <w:t xml:space="preserve">Home</w:t>
-      </w:r>
-      <w:r>
-        <w:t xml:space="preserve"> </w:t>
-      </w:r>
-      <w:r>
-        <w:t xml:space="preserve">→ Sales →</w:t>
+        <w:t xml:space="preserve">Statement</w:t>
+      </w:r>
+      <w:r>
+        <w:t xml:space="preserve"> </w:t>
+      </w:r>
+      <w:r>
+        <w:t xml:space="preserve">shows its completed orders. Platform-wide sales are on</w:t>
       </w:r>
       <w:r>
         <w:t xml:space="preserve"> </w:t>
@@ -1626,25 +2049,36 @@
           <w:bCs/>
           <w:b/>
         </w:rPr>
-        <w:t xml:space="preserve">by channel</w:t>
-      </w:r>
-      <w:r>
-        <w:t xml:space="preserve"> </w:t>
-      </w:r>
-      <w:r>
-        <w:t xml:space="preserve">shows orders through</w:t>
-      </w:r>
-      <w:r>
-        <w:t xml:space="preserve"> </w:t>
-      </w:r>
-      <w:r>
-        <w:rPr>
-          <w:rStyle w:val="VerbatimChar"/>
-        </w:rPr>
-        <w:t xml:space="preserve">partner_api</w:t>
-      </w:r>
-      <w:r>
-        <w:t xml:space="preserve">.</w:t>
+        <w:t xml:space="preserve">Home</w:t>
+      </w:r>
+      <w:r>
+        <w:t xml:space="preserve"> </w:t>
+      </w:r>
+      <w:r>
+        <w:t xml:space="preserve">(</w:t>
+      </w:r>
+      <w:r>
+        <w:rPr>
+          <w:bCs/>
+          <w:b/>
+        </w:rPr>
+        <w:t xml:space="preserve">Policies sold</w:t>
+      </w:r>
+      <w:r>
+        <w:t xml:space="preserve">,</w:t>
+      </w:r>
+      <w:r>
+        <w:t xml:space="preserve"> </w:t>
+      </w:r>
+      <w:r>
+        <w:rPr>
+          <w:bCs/>
+          <w:b/>
+        </w:rPr>
+        <w:t xml:space="preserve">Sales by journey</w:t>
+      </w:r>
+      <w:r>
+        <w:t xml:space="preserve">).</w:t>
       </w:r>
     </w:p>
     <w:p>
@@ -1768,35 +2202,44 @@
         <w:pStyle w:val="Compact"/>
       </w:pPr>
       <w:r>
-        <w:t xml:space="preserve">Partners must collect</w:t>
-      </w:r>
-      <w:r>
-        <w:t xml:space="preserve"> </w:t>
-      </w:r>
-      <w:r>
         <w:rPr>
           <w:bCs/>
           <w:b/>
         </w:rPr>
-        <w:t xml:space="preserve">marketing consent</w:t>
-      </w:r>
-      <w:r>
-        <w:t xml:space="preserve"> </w:t>
-      </w:r>
-      <w:r>
-        <w:t xml:space="preserve">properly if they pass</w:t>
-      </w:r>
-      <w:r>
-        <w:t xml:space="preserve"> </w:t>
+        <w:t xml:space="preserve">Physical damage (</w:t>
       </w:r>
       <w:r>
         <w:rPr>
           <w:rStyle w:val="VerbatimChar"/>
-        </w:rPr>
-        <w:t xml:space="preserve">consentMarketing: true</w:t>
-      </w:r>
-      <w:r>
-        <w:t xml:space="preserve">.</w:t>
+          <w:bCs/>
+          <w:b/>
+        </w:rPr>
+        <w:t xml:space="preserve">MOTOR_PD</w:t>
+      </w:r>
+      <w:r>
+        <w:rPr>
+          <w:bCs/>
+          <w:b/>
+        </w:rPr>
+        <w:t xml:space="preserve">)</w:t>
+      </w:r>
+      <w:r>
+        <w:t xml:space="preserve"> </w:t>
+      </w:r>
+      <w:r>
+        <w:t xml:space="preserve">needs a recorded vehicle inspection before the order can be bound. Agree with the partner how the inspection is arranged; TASCO staff record it on the quote.</w:t>
+      </w:r>
+    </w:p>
+    <w:p>
+      <w:pPr>
+        <w:numPr>
+          <w:ilvl w:val="0"/>
+          <w:numId w:val="1007"/>
+        </w:numPr>
+        <w:pStyle w:val="Compact"/>
+      </w:pPr>
+      <w:r>
+        <w:t xml:space="preserve">Partners send personal data only with a lawful basis. Marketing consent for TASCO/VETC is not collected through the v1 partner API.</w:t>
       </w:r>
     </w:p>
     <w:bookmarkEnd w:id="29"/>
@@ -1832,12 +2275,14 @@
           <w:p>
             <w:pPr>
               <w:pStyle w:val="Compact"/>
+              <w:spacing w:before="20" w:after="20"/>
               <w:jc w:val="left"/>
             </w:pPr>
             <w:r>
               <w:rPr>
                 <w:b/>
                 <w:color w:val="FFFFFF"/>
+                <w:sz w:val="18"/>
               </w:rPr>
               <w:t xml:space="preserve">Problem</w:t>
             </w:r>
@@ -1850,12 +2295,14 @@
           <w:p>
             <w:pPr>
               <w:pStyle w:val="Compact"/>
+              <w:spacing w:before="20" w:after="20"/>
               <w:jc w:val="left"/>
             </w:pPr>
             <w:r>
               <w:rPr>
                 <w:b/>
                 <w:color w:val="FFFFFF"/>
+                <w:sz w:val="18"/>
               </w:rPr>
               <w:t xml:space="preserve">Fix</w:t>
             </w:r>
@@ -1868,17 +2315,25 @@
           <w:p>
             <w:pPr>
               <w:pStyle w:val="Compact"/>
-              <w:jc w:val="left"/>
-            </w:pPr>
-            <w:r>
+              <w:spacing w:before="20" w:after="20"/>
+              <w:jc w:val="left"/>
+            </w:pPr>
+            <w:r>
+              <w:rPr>
+                <w:sz w:val="18"/>
+              </w:rPr>
               <w:t xml:space="preserve">Partner reports</w:t>
             </w:r>
             <w:r>
+              <w:rPr>
+                <w:sz w:val="18"/>
+              </w:rPr>
               <w:t xml:space="preserve"> </w:t>
             </w:r>
             <w:r>
               <w:rPr>
                 <w:rStyle w:val="VerbatimChar"/>
+                <w:sz w:val="18"/>
               </w:rPr>
               <w:t xml:space="preserve">401 Valid X-Api-Key required</w:t>
             </w:r>
@@ -1889,9 +2344,13 @@
           <w:p>
             <w:pPr>
               <w:pStyle w:val="Compact"/>
-              <w:jc w:val="left"/>
-            </w:pPr>
-            <w:r>
+              <w:spacing w:before="20" w:after="20"/>
+              <w:jc w:val="left"/>
+            </w:pPr>
+            <w:r>
+              <w:rPr>
+                <w:sz w:val="18"/>
+              </w:rPr>
               <w:t xml:space="preserve">Key revoked, wrong key, partner suspended, or the header is missing. Check the status and issue a new key if needed.</w:t>
             </w:r>
           </w:p>
@@ -1903,25 +2362,27 @@
           <w:p>
             <w:pPr>
               <w:pStyle w:val="Compact"/>
-              <w:jc w:val="left"/>
-            </w:pPr>
-            <w:r>
+              <w:spacing w:before="20" w:after="20"/>
+              <w:jc w:val="left"/>
+            </w:pPr>
+            <w:r>
+              <w:rPr>
+                <w:sz w:val="18"/>
+              </w:rPr>
               <w:t xml:space="preserve">Partner reports</w:t>
             </w:r>
             <w:r>
+              <w:rPr>
+                <w:sz w:val="18"/>
+              </w:rPr>
               <w:t xml:space="preserve"> </w:t>
             </w:r>
             <w:r>
               <w:rPr>
                 <w:rStyle w:val="VerbatimChar"/>
-              </w:rPr>
-              <w:t xml:space="preserve">404 Quote not found</w:t>
-            </w:r>
-            <w:r>
-              <w:t xml:space="preserve"> </w:t>
-            </w:r>
-            <w:r>
-              <w:t xml:space="preserve">on order</w:t>
+                <w:sz w:val="18"/>
+              </w:rPr>
+              <w:t xml:space="preserve">403 API key lacks scope …</w:t>
             </w:r>
           </w:p>
         </w:tc>
@@ -1930,10 +2391,14 @@
           <w:p>
             <w:pPr>
               <w:pStyle w:val="Compact"/>
-              <w:jc w:val="left"/>
-            </w:pPr>
-            <w:r>
-              <w:t xml:space="preserve">The quote belongs to another partner, or the ID is wrong</w:t>
+              <w:spacing w:before="20" w:after="20"/>
+              <w:jc w:val="left"/>
+            </w:pPr>
+            <w:r>
+              <w:rPr>
+                <w:sz w:val="18"/>
+              </w:rPr>
+              <w:t xml:space="preserve">The key does not carry the scope for that call. Issue a key with the required scopes.</w:t>
             </w:r>
           </w:p>
         </w:tc>
@@ -1944,19 +2409,39 @@
           <w:p>
             <w:pPr>
               <w:pStyle w:val="Compact"/>
-              <w:jc w:val="left"/>
-            </w:pPr>
-            <w:r>
+              <w:spacing w:before="20" w:after="20"/>
+              <w:jc w:val="left"/>
+            </w:pPr>
+            <w:r>
+              <w:rPr>
+                <w:sz w:val="18"/>
+              </w:rPr>
               <w:t xml:space="preserve">Partner reports</w:t>
             </w:r>
             <w:r>
+              <w:rPr>
+                <w:sz w:val="18"/>
+              </w:rPr>
               <w:t xml:space="preserve"> </w:t>
             </w:r>
             <w:r>
               <w:rPr>
                 <w:rStyle w:val="VerbatimChar"/>
-              </w:rPr>
-              <w:t xml:space="preserve">422 Quote expired — please re-quote</w:t>
+                <w:sz w:val="18"/>
+              </w:rPr>
+              <w:t xml:space="preserve">409</w:t>
+            </w:r>
+            <w:r>
+              <w:rPr>
+                <w:sz w:val="18"/>
+              </w:rPr>
+              <w:t xml:space="preserve"> </w:t>
+            </w:r>
+            <w:r>
+              <w:rPr>
+                <w:sz w:val="18"/>
+              </w:rPr>
+              <w:t xml:space="preserve">on an order</w:t>
             </w:r>
           </w:p>
         </w:tc>
@@ -1965,10 +2450,58 @@
           <w:p>
             <w:pPr>
               <w:pStyle w:val="Compact"/>
-              <w:jc w:val="left"/>
-            </w:pPr>
-            <w:r>
-              <w:t xml:space="preserve">Quotes last 24 hours</w:t>
+              <w:spacing w:before="20" w:after="20"/>
+              <w:jc w:val="left"/>
+            </w:pPr>
+            <w:r>
+              <w:rPr>
+                <w:sz w:val="18"/>
+              </w:rPr>
+              <w:t xml:space="preserve">The</w:t>
+            </w:r>
+            <w:r>
+              <w:rPr>
+                <w:sz w:val="18"/>
+              </w:rPr>
+              <w:t xml:space="preserve"> </w:t>
+            </w:r>
+            <w:r>
+              <w:rPr>
+                <w:rStyle w:val="VerbatimChar"/>
+                <w:sz w:val="18"/>
+              </w:rPr>
+              <w:t xml:space="preserve">Idempotency-Key</w:t>
+            </w:r>
+            <w:r>
+              <w:rPr>
+                <w:sz w:val="18"/>
+              </w:rPr>
+              <w:t xml:space="preserve"> </w:t>
+            </w:r>
+            <w:r>
+              <w:rPr>
+                <w:sz w:val="18"/>
+              </w:rPr>
+              <w:t xml:space="preserve">belongs to an earlier attempt that failed, or the quote is already being paid. Retry with a new</w:t>
+            </w:r>
+            <w:r>
+              <w:rPr>
+                <w:sz w:val="18"/>
+              </w:rPr>
+              <w:t xml:space="preserve"> </w:t>
+            </w:r>
+            <w:r>
+              <w:rPr>
+                <w:rStyle w:val="VerbatimChar"/>
+                <w:sz w:val="18"/>
+              </w:rPr>
+              <w:t xml:space="preserve">Idempotency-Key</w:t>
+            </w:r>
+            <w:r>
+              <w:rPr>
+                <w:sz w:val="18"/>
+              </w:rPr>
+              <w:t xml:space="preserve">.</w:t>
             </w:r>
           </w:p>
         </w:tc>
@@ -1979,9 +2512,178 @@
           <w:p>
             <w:pPr>
               <w:pStyle w:val="Compact"/>
-              <w:jc w:val="left"/>
-            </w:pPr>
-            <w:r>
+              <w:spacing w:before="20" w:after="20"/>
+              <w:jc w:val="left"/>
+            </w:pPr>
+            <w:r>
+              <w:rPr>
+                <w:sz w:val="18"/>
+              </w:rPr>
+              <w:t xml:space="preserve">Partner reports</w:t>
+            </w:r>
+            <w:r>
+              <w:rPr>
+                <w:sz w:val="18"/>
+              </w:rPr>
+              <w:t xml:space="preserve"> </w:t>
+            </w:r>
+            <w:r>
+              <w:rPr>
+                <w:rStyle w:val="VerbatimChar"/>
+                <w:sz w:val="18"/>
+              </w:rPr>
+              <w:t xml:space="preserve">422</w:t>
+            </w:r>
+            <w:r>
+              <w:rPr>
+                <w:sz w:val="18"/>
+              </w:rPr>
+              <w:t xml:space="preserve"> </w:t>
+            </w:r>
+            <w:r>
+              <w:rPr>
+                <w:sz w:val="18"/>
+              </w:rPr>
+              <w:t xml:space="preserve">mentioning inspection</w:t>
+            </w:r>
+          </w:p>
+        </w:tc>
+        <w:tc>
+          <w:tcPr/>
+          <w:p>
+            <w:pPr>
+              <w:pStyle w:val="Compact"/>
+              <w:spacing w:before="20" w:after="20"/>
+              <w:jc w:val="left"/>
+            </w:pPr>
+            <w:r>
+              <w:rPr>
+                <w:sz w:val="18"/>
+              </w:rPr>
+              <w:t xml:space="preserve">Physical damage quote without a recorded inspection. Arrange the inspection and have it recorded on the quote.</w:t>
+            </w:r>
+          </w:p>
+        </w:tc>
+      </w:tr>
+      <w:tr>
+        <w:tc>
+          <w:tcPr/>
+          <w:p>
+            <w:pPr>
+              <w:pStyle w:val="Compact"/>
+              <w:spacing w:before="20" w:after="20"/>
+              <w:jc w:val="left"/>
+            </w:pPr>
+            <w:r>
+              <w:rPr>
+                <w:sz w:val="18"/>
+              </w:rPr>
+              <w:t xml:space="preserve">Partner reports</w:t>
+            </w:r>
+            <w:r>
+              <w:rPr>
+                <w:sz w:val="18"/>
+              </w:rPr>
+              <w:t xml:space="preserve"> </w:t>
+            </w:r>
+            <w:r>
+              <w:rPr>
+                <w:rStyle w:val="VerbatimChar"/>
+                <w:sz w:val="18"/>
+              </w:rPr>
+              <w:t xml:space="preserve">404 Quote not found</w:t>
+            </w:r>
+            <w:r>
+              <w:rPr>
+                <w:sz w:val="18"/>
+              </w:rPr>
+              <w:t xml:space="preserve"> </w:t>
+            </w:r>
+            <w:r>
+              <w:rPr>
+                <w:sz w:val="18"/>
+              </w:rPr>
+              <w:t xml:space="preserve">on order</w:t>
+            </w:r>
+          </w:p>
+        </w:tc>
+        <w:tc>
+          <w:tcPr/>
+          <w:p>
+            <w:pPr>
+              <w:pStyle w:val="Compact"/>
+              <w:spacing w:before="20" w:after="20"/>
+              <w:jc w:val="left"/>
+            </w:pPr>
+            <w:r>
+              <w:rPr>
+                <w:sz w:val="18"/>
+              </w:rPr>
+              <w:t xml:space="preserve">The quote belongs to another partner, or the ID is wrong</w:t>
+            </w:r>
+          </w:p>
+        </w:tc>
+      </w:tr>
+      <w:tr>
+        <w:tc>
+          <w:tcPr/>
+          <w:p>
+            <w:pPr>
+              <w:pStyle w:val="Compact"/>
+              <w:spacing w:before="20" w:after="20"/>
+              <w:jc w:val="left"/>
+            </w:pPr>
+            <w:r>
+              <w:rPr>
+                <w:sz w:val="18"/>
+              </w:rPr>
+              <w:t xml:space="preserve">Partner reports</w:t>
+            </w:r>
+            <w:r>
+              <w:rPr>
+                <w:sz w:val="18"/>
+              </w:rPr>
+              <w:t xml:space="preserve"> </w:t>
+            </w:r>
+            <w:r>
+              <w:rPr>
+                <w:rStyle w:val="VerbatimChar"/>
+                <w:sz w:val="18"/>
+              </w:rPr>
+              <w:t xml:space="preserve">422 Quote expired — please re-quote</w:t>
+            </w:r>
+          </w:p>
+        </w:tc>
+        <w:tc>
+          <w:tcPr/>
+          <w:p>
+            <w:pPr>
+              <w:pStyle w:val="Compact"/>
+              <w:spacing w:before="20" w:after="20"/>
+              <w:jc w:val="left"/>
+            </w:pPr>
+            <w:r>
+              <w:rPr>
+                <w:sz w:val="18"/>
+              </w:rPr>
+              <w:t xml:space="preserve">Quotes last 24 hours</w:t>
+            </w:r>
+          </w:p>
+        </w:tc>
+      </w:tr>
+      <w:tr>
+        <w:tc>
+          <w:tcPr/>
+          <w:p>
+            <w:pPr>
+              <w:pStyle w:val="Compact"/>
+              <w:spacing w:before="20" w:after="20"/>
+              <w:jc w:val="left"/>
+            </w:pPr>
+            <w:r>
+              <w:rPr>
+                <w:sz w:val="18"/>
+              </w:rPr>
               <w:t xml:space="preserve">Statement total looks wrong</w:t>
             </w:r>
           </w:p>
@@ -1991,24 +2693,38 @@
           <w:p>
             <w:pPr>
               <w:pStyle w:val="Compact"/>
-              <w:jc w:val="left"/>
-            </w:pPr>
-            <w:r>
+              <w:spacing w:before="20" w:after="20"/>
+              <w:jc w:val="left"/>
+            </w:pPr>
+            <w:r>
+              <w:rPr>
+                <w:sz w:val="18"/>
+              </w:rPr>
               <w:t xml:space="preserve">Check the period. Only completed orders count. Check the active</w:t>
             </w:r>
             <w:r>
+              <w:rPr>
+                <w:sz w:val="18"/>
+              </w:rPr>
               <w:t xml:space="preserve"> </w:t>
             </w:r>
             <w:r>
               <w:rPr>
                 <w:rStyle w:val="VerbatimChar"/>
+                <w:sz w:val="18"/>
               </w:rPr>
               <w:t xml:space="preserve">commission</w:t>
             </w:r>
             <w:r>
+              <w:rPr>
+                <w:sz w:val="18"/>
+              </w:rPr>
               <w:t xml:space="preserve"> </w:t>
             </w:r>
             <w:r>
+              <w:rPr>
+                <w:sz w:val="18"/>
+              </w:rPr>
               <w:t xml:space="preserve">version in the Rules studio.</w:t>
             </w:r>
           </w:p>
@@ -2061,7 +2777,7 @@
     </w:pPr>
     <w:r>
       <w:rPr>
-        <w:rFonts w:ascii="Arial" w:hAnsi="Arial"/>
+        <w:rFonts w:ascii="Calibri" w:hAnsi="Calibri"/>
         <w:sz w:val="16"/>
       </w:rPr>
       <w:t xml:space="preserve">Prepared by iorta TechNXT · Confidential · Page </w:t>
@@ -2106,7 +2822,7 @@
     </w:pPr>
     <w:r>
       <w:rPr>
-        <w:rFonts w:ascii="Arial" w:hAnsi="Arial"/>
+        <w:rFonts w:ascii="Calibri" w:hAnsi="Calibri"/>
         <w:color w:val="213368"/>
         <w:sz w:val="16"/>
       </w:rPr>
@@ -2539,9 +3255,9 @@
     <w:name w:val="Normal"/>
     <w:qFormat/>
     <w:rPr>
-      <w:rFonts w:ascii="Arial" w:cs="Arial" w:eastAsia="Arial" w:hAnsi="Arial"/>
+      <w:rFonts w:ascii="Calibri" w:cs="Calibri" w:eastAsia="Calibri" w:hAnsi="Calibri"/>
       <w:color w:val="121A33"/>
-      <w:sz w:val="21"/>
+      <w:sz w:val="22"/>
     </w:rPr>
   </w:style>
   <w:style w:styleId="BodyText" w:type="paragraph">
@@ -2553,9 +3269,9 @@
     </w:pPr>
     <w:qFormat/>
     <w:rPr>
-      <w:rFonts w:ascii="Arial" w:cs="Arial" w:eastAsia="Arial" w:hAnsi="Arial"/>
+      <w:rFonts w:ascii="Calibri" w:cs="Calibri" w:eastAsia="Calibri" w:hAnsi="Calibri"/>
       <w:color w:val="121A33"/>
-      <w:sz w:val="21"/>
+      <w:sz w:val="22"/>
     </w:rPr>
   </w:style>
   <w:style w:customStyle="1" w:styleId="FirstParagraph" w:type="paragraph">
@@ -2564,9 +3280,9 @@
     <w:next w:val="BodyText"/>
     <w:qFormat/>
     <w:rPr>
-      <w:rFonts w:ascii="Arial" w:cs="Arial" w:eastAsia="Arial" w:hAnsi="Arial"/>
+      <w:rFonts w:ascii="Calibri" w:cs="Calibri" w:eastAsia="Calibri" w:hAnsi="Calibri"/>
       <w:color w:val="121A33"/>
-      <w:sz w:val="21"/>
+      <w:sz w:val="22"/>
     </w:rPr>
   </w:style>
   <w:style w:customStyle="1" w:styleId="Compact" w:type="paragraph">
@@ -2577,9 +3293,9 @@
       <w:spacing w:after="36" w:before="36"/>
     </w:pPr>
     <w:rPr>
-      <w:rFonts w:ascii="Arial" w:cs="Arial" w:eastAsia="Arial" w:hAnsi="Arial"/>
+      <w:rFonts w:ascii="Calibri" w:cs="Calibri" w:eastAsia="Calibri" w:hAnsi="Calibri"/>
       <w:color w:val="121A33"/>
-      <w:sz w:val="21"/>
+      <w:sz w:val="22"/>
     </w:rPr>
   </w:style>
   <w:style w:styleId="Title" w:type="paragraph">
@@ -2594,11 +3310,11 @@
       <w:jc w:val="center"/>
     </w:pPr>
     <w:rPr>
-      <w:rFonts w:ascii="Arial" w:asciiTheme="majorHAnsi" w:cs="Arial" w:cstheme="majorBidi" w:eastAsia="Arial" w:eastAsiaTheme="majorEastAsia" w:hAnsi="Arial" w:hAnsiTheme="majorHAnsi"/>
+      <w:rFonts w:ascii="Calibri" w:asciiTheme="majorHAnsi" w:cs="Calibri" w:cstheme="majorBidi" w:eastAsia="Calibri" w:eastAsiaTheme="majorEastAsia" w:hAnsi="Calibri" w:hAnsiTheme="majorHAnsi"/>
       <w:b/>
       <w:bCs/>
       <w:color w:val="213368"/>
-      <w:sz w:val="48"/>
+      <w:sz w:val="52"/>
       <w:szCs w:val="36"/>
     </w:rPr>
   </w:style>
@@ -2614,7 +3330,7 @@
       <w:jc w:val="center"/>
     </w:pPr>
     <w:rPr>
-      <w:rFonts w:ascii="Arial" w:cs="Arial" w:eastAsia="Arial" w:hAnsi="Arial"/>
+      <w:rFonts w:ascii="Calibri" w:cs="Calibri" w:eastAsia="Calibri" w:hAnsi="Calibri"/>
       <w:b w:val="0"/>
       <w:color w:val="0B6B66"/>
       <w:sz w:val="26"/>
@@ -2883,9 +3599,9 @@
       <w:ind w:firstLine="0" w:left="480" w:right="480"/>
     </w:pPr>
     <w:rPr>
-      <w:rFonts w:ascii="Arial" w:cs="Arial" w:eastAsia="Arial" w:hAnsi="Arial"/>
+      <w:rFonts w:ascii="Calibri" w:cs="Calibri" w:eastAsia="Calibri" w:hAnsi="Calibri"/>
       <w:color w:val="121A33"/>
-      <w:sz w:val="21"/>
+      <w:sz w:val="22"/>
     </w:rPr>
   </w:style>
   <w:style w:styleId="FootnoteText" w:type="paragraph">
@@ -2908,7 +3624,7 @@
     <w:unhideWhenUsed/>
     <w:qFormat/>
     <w:rPr>
-      <w:rFonts w:ascii="Arial" w:cs="Arial" w:eastAsia="Arial" w:hAnsi="Arial"/>
+      <w:rFonts w:ascii="Calibri" w:cs="Calibri" w:eastAsia="Calibri" w:hAnsi="Calibri"/>
       <w:sz w:val="18"/>
     </w:rPr>
     <w:tblPr>
@@ -3004,7 +3720,8 @@
     <w:basedOn w:val="BodyTextChar"/>
     <w:rPr>
       <w:rFonts w:ascii="Consolas" w:cs="Consolas" w:eastAsia="Consolas" w:hAnsi="Consolas"/>
-      <w:sz w:val="17"/>
+      <w:color w:val="2A3A6E"/>
+      <w:sz w:val="18"/>
     </w:rPr>
   </w:style>
   <w:style w:customStyle="1" w:styleId="SectionNumber" w:type="character">
